--- a/flow/20230927_hours/drafts/2024-04-g/16.04.docx
+++ b/flow/20230927_hours/drafts/2024-04-g/16.04.docx
@@ -1199,37 +1199,21 @@
       </w:r>
     </w:p>
     <w:p>
-      <w:pPr>
-        <w:spacing w:line="240" w:lineRule="auto"/>
-        <w:rPr>
-          <w:rFonts w:ascii="Times New Roman" w:hAnsi="Times New Roman"/>
-          <w:sz w:val="24"/>
-        </w:rPr>
-      </w:pPr>
-      <w:r>
-        <w:rPr>
-          <w:rFonts w:ascii="Times New Roman" w:hAnsi="Times New Roman"/>
-          <w:i/>
-          <w:color w:val="FF0000"/>
-          <w:sz w:val="24"/>
-        </w:rPr>
-        <w:t xml:space="preserve">Тропар </w:t>
-      </w:r>
-      <w:r>
-        <w:rPr>
-          <w:rFonts w:ascii="Times New Roman" w:hAnsi="Times New Roman"/>
-          <w:i/>
-          <w:color w:val="FF0000"/>
-          <w:sz w:val="24"/>
-        </w:rPr>
-        <w:t xml:space="preserve">(г. 2): </w:t>
-      </w:r>
-      <w:r>
-        <w:rPr>
-          <w:rFonts w:ascii="Times New Roman" w:hAnsi="Times New Roman"/>
-          <w:sz w:val="24"/>
-        </w:rPr>
-        <w:t>Благообразний Йосиф, з древа знявши пречисте тіло Твоє,* плащаницею чистою обвив,* і ароматами в гробі новім, покривши, положив;* та по трьох днях воскрес єси, Господи,* даруючи світові велику милість.</w:t>
+      <w:r>
+        <w:rPr>
+          <w:rFonts w:ascii="Times New Roman" w:hAnsi="Times New Roman"/>
+          <w:i/>
+          <w:color w:val="FF0000"/>
+          <w:sz w:val="24"/>
+        </w:rPr>
+        <w:t>Тропар (г. 2):</w:t>
+      </w:r>
+      <w:r>
+        <w:rPr>
+          <w:rFonts w:ascii="Times New Roman" w:hAnsi="Times New Roman"/>
+          <w:sz w:val="24"/>
+        </w:rPr>
+        <w:t xml:space="preserve"> Благообразний Йосиф, з древа знявши пречисте тіло Твоє,* плащаницею чистою обвив,* і ароматами в гробі новім, покривши, положив;* та по трьох днях воскрес єси, Господи,* даруючи світові велику милість.</w:t>
       </w:r>
     </w:p>
     <w:p>
@@ -1532,21 +1516,22 @@
       </w:r>
     </w:p>
     <w:p>
-      <w:pPr>
-        <w:spacing w:line="240" w:lineRule="auto"/>
-        <w:rPr>
-          <w:rFonts w:ascii="Times New Roman" w:hAnsi="Times New Roman"/>
-          <w:sz w:val="24"/>
-        </w:rPr>
-      </w:pPr>
-      <w:r>
-        <w:rPr>
-          <w:rFonts w:ascii="Times New Roman" w:hAnsi="Times New Roman"/>
-          <w:i/>
-          <w:color w:val="FF0000"/>
-          <w:sz w:val="24"/>
-        </w:rPr>
-        <w:t xml:space="preserve">Кондак (г. 2): </w:t>
+      <w:r>
+        <w:rPr>
+          <w:rFonts w:ascii="Times New Roman" w:hAnsi="Times New Roman"/>
+          <w:i/>
+          <w:color w:val="FF4400"/>
+          <w:sz w:val="24"/>
+        </w:rPr>
+        <w:t>Кондак (г. 2):</w:t>
+      </w:r>
+      <w:r>
+        <w:rPr>
+          <w:rFonts w:ascii="Times New Roman" w:hAnsi="Times New Roman"/>
+          <w:color w:val="333333"/>
+          <w:sz w:val="24"/>
+        </w:rPr>
+        <w:t xml:space="preserve"> </w:t>
       </w:r>
       <w:r>
         <w:rPr>
@@ -3552,13 +3537,6 @@
       </w:r>
     </w:p>
     <w:p>
-      <w:pPr>
-        <w:rPr>
-          <w:rFonts w:ascii="Times New Roman" w:hAnsi="Times New Roman"/>
-          <w:sz w:val="24"/>
-          <w:szCs w:val="24"/>
-        </w:rPr>
-      </w:pPr>
       <w:r>
         <w:rPr>
           <w:rFonts w:ascii="Times New Roman" w:hAnsi="Times New Roman"/>
@@ -3572,30 +3550,11 @@
         <w:rPr>
           <w:rFonts w:ascii="Times New Roman" w:hAnsi="Times New Roman"/>
           <w:sz w:val="24"/>
-          <w:szCs w:val="24"/>
         </w:rPr>
         <w:t xml:space="preserve"> Коли зійшов Ти до смерти, Життя безсмертне, * тоді ад умертвив Ти блистінням божества. * Коли ж і умерлих із глибин підземних воскресив Ти, * всі сили небесні взивали: * Життєдавче, Христе Боже наш, слава Тобі.</w:t>
       </w:r>
     </w:p>
     <w:p>
-      <w:r>
-        <w:rPr>
-          <w:rFonts w:ascii="Times New Roman" w:hAnsi="Times New Roman"/>
-          <w:i/>
-          <w:color w:val="FF0000"/>
-          <w:sz w:val="24"/>
-        </w:rPr>
-        <w:t>Тропар (г. 2):</w:t>
-      </w:r>
-      <w:r>
-        <w:rPr>
-          <w:rFonts w:ascii="Times New Roman" w:hAnsi="Times New Roman"/>
-          <w:sz w:val="24"/>
-        </w:rPr>
-        <w:t xml:space="preserve"> Коли зійшов Ти до смерти, Життя безсмертне, * тоді ад умертвив Ти блистінням божества. * Коли ж і умерлих із глибин підземних воскресив Ти, * всі сили небесні взивали: * Життєдавче, Христе Боже наш, слава Тобі.</w:t>
-      </w:r>
-    </w:p>
-    <w:p>
       <w:pPr>
         <w:spacing w:line="240" w:lineRule="auto"/>
         <w:rPr>
@@ -3612,32 +3571,36 @@
       </w:r>
     </w:p>
     <w:p>
-      <w:pPr>
-        <w:spacing w:line="240" w:lineRule="auto"/>
-        <w:ind w:left="2" w:hanging="2"/>
-        <w:rPr>
-          <w:rFonts w:ascii="Times New Roman" w:hAnsi="Times New Roman"/>
-          <w:sz w:val="24"/>
-          <w:szCs w:val="24"/>
-        </w:rPr>
-      </w:pPr>
-      <w:r>
-        <w:rPr>
-          <w:rFonts w:ascii="Times New Roman" w:hAnsi="Times New Roman"/>
-          <w:i/>
-          <w:color w:val="FF0000"/>
-          <w:sz w:val="24"/>
-          <w:szCs w:val="24"/>
-        </w:rPr>
-        <w:t>Тропар (г. 8):</w:t>
-      </w:r>
-      <w:r>
-        <w:rPr>
-          <w:rFonts w:ascii="Times New Roman" w:hAnsi="Times New Roman"/>
-          <w:sz w:val="24"/>
-          <w:szCs w:val="24"/>
-        </w:rPr>
-        <w:t xml:space="preserve"> Потоками сліз твоїх ти неродючу пустиню управив,* і з глибини зітханнями ти в трудах приніс стократні плоди,* і був ти світильником вселенної, сіяючи чудесами, Теодоре, отче наш.* Моли Христа Бога, щоб спаслися душі наші.</w:t>
+      <w:r>
+        <w:rPr>
+          <w:rFonts w:ascii="Times New Roman" w:hAnsi="Times New Roman"/>
+          <w:i/>
+          <w:color w:val="FF0000"/>
+          <w:sz w:val="24"/>
+        </w:rPr>
+        <w:t>Тропар (г. 4):</w:t>
+      </w:r>
+      <w:r>
+        <w:rPr>
+          <w:rFonts w:ascii="Times New Roman" w:hAnsi="Times New Roman"/>
+          <w:i/>
+          <w:sz w:val="24"/>
+        </w:rPr>
+        <w:t xml:space="preserve"> </w:t>
+      </w:r>
+      <w:r>
+        <w:rPr>
+          <w:rFonts w:ascii="Times New Roman" w:hAnsi="Times New Roman"/>
+          <w:sz w:val="24"/>
+        </w:rPr>
+        <w:t>Агниці духовні, до Агнця і Пастиря Христа були приведені,* завершили життя як мучениці й віру зберегли.* Тому сьогодні з радісною душею звершуємо* гідну вели</w:t>
+      </w:r>
+      <w:r>
+        <w:rPr>
+          <w:rFonts w:ascii="Times New Roman" w:hAnsi="Times New Roman"/>
+          <w:sz w:val="24"/>
+        </w:rPr>
+        <w:t>кого подиву святу пам’ять вашу,* Христа величаючи.</w:t>
       </w:r>
     </w:p>
     <w:p>
@@ -3915,41 +3878,28 @@
       </w:r>
     </w:p>
     <w:p>
-      <w:pPr>
-        <w:spacing w:line="240" w:lineRule="auto"/>
-        <w:ind w:left="2" w:hanging="2"/>
-        <w:rPr>
-          <w:rFonts w:ascii="Times New Roman" w:hAnsi="Times New Roman"/>
-          <w:sz w:val="24"/>
-          <w:szCs w:val="24"/>
-        </w:rPr>
-      </w:pPr>
-      <w:r>
-        <w:rPr>
-          <w:rFonts w:ascii="Times New Roman" w:hAnsi="Times New Roman"/>
-          <w:i/>
-          <w:color w:val="FF0000"/>
-          <w:sz w:val="24"/>
-          <w:szCs w:val="24"/>
+      <w:r>
+        <w:rPr>
+          <w:rFonts w:ascii="Times New Roman" w:hAnsi="Times New Roman"/>
+          <w:i/>
+          <w:color w:val="FF0000"/>
+          <w:sz w:val="24"/>
         </w:rPr>
         <w:t>Кондак (г. 4):</w:t>
       </w:r>
       <w:r>
         <w:rPr>
           <w:rFonts w:ascii="Times New Roman" w:hAnsi="Times New Roman"/>
-          <w:i/>
-          <w:sz w:val="24"/>
-          <w:szCs w:val="24"/>
-        </w:rPr>
-        <w:t xml:space="preserve"> </w:t>
-      </w:r>
-      <w:r>
-        <w:rPr>
-          <w:rFonts w:ascii="Times New Roman" w:hAnsi="Times New Roman"/>
-          <w:sz w:val="24"/>
-          <w:szCs w:val="24"/>
-        </w:rPr>
-        <w:t xml:space="preserve">Прославився ти предивним життям, отче мудрий Теодоре,* промінявши царські скарбниці, що на землі, на лахміття волосяниці.* Тому й небесний одяг отримав ти.* Завжди за нас молися, преподобний. </w:t>
+          <w:sz w:val="24"/>
+        </w:rPr>
+        <w:t xml:space="preserve"> Ставши гідними невістами Господа,* Ви принесли Йому у дар кров і жертву,* страстоносиці й отроковиці Ірино й Агапіє, з Хіонією славною.* І ясно освітили божественну світлицю,* неустанно просвічувані невимовним світлом.* Тому святу і чесну вашу пам’ять дух</w:t>
+      </w:r>
+      <w:r>
+        <w:rPr>
+          <w:rFonts w:ascii="Times New Roman" w:hAnsi="Times New Roman"/>
+          <w:sz w:val="24"/>
+        </w:rPr>
+        <w:t xml:space="preserve">овно святкуючи,* Спаса прославляємо, і вірно взиваємо:* моліться за нас до Господа. </w:t>
       </w:r>
     </w:p>
     <w:p>
@@ -5760,37 +5710,21 @@
       </w:r>
     </w:p>
     <w:p>
-      <w:pPr>
-        <w:spacing w:line="240" w:lineRule="auto"/>
-        <w:rPr>
-          <w:rFonts w:ascii="Times New Roman" w:hAnsi="Times New Roman"/>
-          <w:sz w:val="24"/>
-        </w:rPr>
-      </w:pPr>
-      <w:r>
-        <w:rPr>
-          <w:rFonts w:ascii="Times New Roman" w:hAnsi="Times New Roman"/>
-          <w:i/>
-          <w:color w:val="FF0000"/>
-          <w:sz w:val="24"/>
-        </w:rPr>
-        <w:t xml:space="preserve">Тропар </w:t>
-      </w:r>
-      <w:r>
-        <w:rPr>
-          <w:rFonts w:ascii="Times New Roman" w:hAnsi="Times New Roman"/>
-          <w:i/>
-          <w:color w:val="FF0000"/>
-          <w:sz w:val="24"/>
-        </w:rPr>
-        <w:t xml:space="preserve">(г. 2): </w:t>
-      </w:r>
-      <w:r>
-        <w:rPr>
-          <w:rFonts w:ascii="Times New Roman" w:hAnsi="Times New Roman"/>
-          <w:sz w:val="24"/>
-        </w:rPr>
-        <w:t>Благообразний Йосиф, з древа знявши пречисте тіло Твоє,* плащаницею чистою обвив,* і ароматами в гробі новім, покривши, положив;* та по трьох днях воскрес єси, Господи,* даруючи світові велику милість.</w:t>
+      <w:r>
+        <w:rPr>
+          <w:rFonts w:ascii="Times New Roman" w:hAnsi="Times New Roman"/>
+          <w:i/>
+          <w:color w:val="FF0000"/>
+          <w:sz w:val="24"/>
+        </w:rPr>
+        <w:t>Тропар (г. 2):</w:t>
+      </w:r>
+      <w:r>
+        <w:rPr>
+          <w:rFonts w:ascii="Times New Roman" w:hAnsi="Times New Roman"/>
+          <w:sz w:val="24"/>
+        </w:rPr>
+        <w:t xml:space="preserve"> Благообразний Йосиф, з древа знявши пречисте тіло Твоє,* плащаницею чистою обвив,* і ароматами в гробі новім, покривши, положив;* та по трьох днях воскрес єси, Господи,* даруючи світові велику милість.</w:t>
       </w:r>
     </w:p>
     <w:p>
@@ -6069,23 +6003,22 @@
       </w:r>
     </w:p>
     <w:p>
-      <w:pPr>
-        <w:spacing w:line="240" w:lineRule="auto"/>
-        <w:rPr>
-          <w:rFonts w:ascii="Times New Roman" w:hAnsi="Times New Roman"/>
-          <w:sz w:val="24"/>
-        </w:rPr>
-      </w:pPr>
-      <w:bookmarkStart w:id="0" w:name="_Hlk102234338"/>
-      <w:r>
-        <w:rPr>
-          <w:rFonts w:ascii="Times New Roman" w:hAnsi="Times New Roman"/>
-          <w:i/>
-          <w:color w:val="FF0000"/>
-          <w:sz w:val="24"/>
-        </w:rPr>
-        <w:lastRenderedPageBreak/>
-        <w:t xml:space="preserve">Кондак (г. 2): </w:t>
+      <w:r>
+        <w:rPr>
+          <w:rFonts w:ascii="Times New Roman" w:hAnsi="Times New Roman"/>
+          <w:i/>
+          <w:color w:val="FF4400"/>
+          <w:sz w:val="24"/>
+        </w:rPr>
+        <w:t>Кондак (г. 2):</w:t>
+      </w:r>
+      <w:r>
+        <w:rPr>
+          <w:rFonts w:ascii="Times New Roman" w:hAnsi="Times New Roman"/>
+          <w:color w:val="333333"/>
+          <w:sz w:val="24"/>
+        </w:rPr>
+        <w:t xml:space="preserve"> </w:t>
       </w:r>
       <w:r>
         <w:rPr>
@@ -7811,40 +7744,6 @@
       </w:r>
     </w:p>
     <w:p>
-      <w:pPr>
-        <w:spacing w:line="240" w:lineRule="auto"/>
-        <w:rPr>
-          <w:rFonts w:ascii="Times New Roman" w:hAnsi="Times New Roman"/>
-          <w:sz w:val="24"/>
-        </w:rPr>
-      </w:pPr>
-      <w:r>
-        <w:rPr>
-          <w:rFonts w:ascii="Times New Roman" w:hAnsi="Times New Roman"/>
-          <w:i/>
-          <w:color w:val="FF0000"/>
-          <w:sz w:val="24"/>
-        </w:rPr>
-        <w:t xml:space="preserve">Тропар </w:t>
-      </w:r>
-      <w:r>
-        <w:rPr>
-          <w:rFonts w:ascii="Times New Roman" w:hAnsi="Times New Roman"/>
-          <w:i/>
-          <w:color w:val="FF0000"/>
-          <w:sz w:val="24"/>
-        </w:rPr>
-        <w:t xml:space="preserve">(г. 2): </w:t>
-      </w:r>
-      <w:r>
-        <w:rPr>
-          <w:rFonts w:ascii="Times New Roman" w:hAnsi="Times New Roman"/>
-          <w:sz w:val="24"/>
-        </w:rPr>
-        <w:t>Благообразний Йосиф, з древа знявши пречисте тіло Твоє,* плащаницею чистою обвив,* і ароматами в гробі новім, покривши, положив;* та по трьох днях воскрес єси, Господи,* даруючи світові велику милість.</w:t>
-      </w:r>
-    </w:p>
-    <w:p>
       <w:r>
         <w:rPr>
           <w:rFonts w:ascii="Times New Roman" w:hAnsi="Times New Roman"/>
@@ -7879,32 +7778,36 @@
       </w:r>
     </w:p>
     <w:p>
-      <w:pPr>
-        <w:spacing w:line="240" w:lineRule="auto"/>
-        <w:ind w:left="2" w:hanging="2"/>
-        <w:rPr>
-          <w:rFonts w:ascii="Times New Roman" w:hAnsi="Times New Roman"/>
-          <w:sz w:val="24"/>
-          <w:szCs w:val="24"/>
-        </w:rPr>
-      </w:pPr>
-      <w:r>
-        <w:rPr>
-          <w:rFonts w:ascii="Times New Roman" w:hAnsi="Times New Roman"/>
-          <w:i/>
-          <w:color w:val="FF0000"/>
-          <w:sz w:val="24"/>
-          <w:szCs w:val="24"/>
-        </w:rPr>
-        <w:t>Тропар (г. 8):</w:t>
-      </w:r>
-      <w:r>
-        <w:rPr>
-          <w:rFonts w:ascii="Times New Roman" w:hAnsi="Times New Roman"/>
-          <w:sz w:val="24"/>
-          <w:szCs w:val="24"/>
-        </w:rPr>
-        <w:t xml:space="preserve"> Потоками сліз твоїх ти неродючу пустиню управив,* і з глибини зітханнями ти в трудах приніс стократні плоди,* і був ти світильником вселенної, сіяючи чудесами, Теодоре, отче наш.* Моли Христа Бога, щоб спаслися душі наші.</w:t>
+      <w:r>
+        <w:rPr>
+          <w:rFonts w:ascii="Times New Roman" w:hAnsi="Times New Roman"/>
+          <w:i/>
+          <w:color w:val="FF0000"/>
+          <w:sz w:val="24"/>
+        </w:rPr>
+        <w:t>Тропар (г. 4):</w:t>
+      </w:r>
+      <w:r>
+        <w:rPr>
+          <w:rFonts w:ascii="Times New Roman" w:hAnsi="Times New Roman"/>
+          <w:i/>
+          <w:sz w:val="24"/>
+        </w:rPr>
+        <w:t xml:space="preserve"> </w:t>
+      </w:r>
+      <w:r>
+        <w:rPr>
+          <w:rFonts w:ascii="Times New Roman" w:hAnsi="Times New Roman"/>
+          <w:sz w:val="24"/>
+        </w:rPr>
+        <w:t>Агниці духовні, до Агнця і Пастиря Христа були приведені,* завершили життя як мучениці й віру зберегли.* Тому сьогодні з радісною душею звершуємо* гідну вели</w:t>
+      </w:r>
+      <w:r>
+        <w:rPr>
+          <w:rFonts w:ascii="Times New Roman" w:hAnsi="Times New Roman"/>
+          <w:sz w:val="24"/>
+        </w:rPr>
+        <w:t>кого подиву святу пам’ять вашу,* Христа величаючи.</w:t>
       </w:r>
     </w:p>
     <w:p>
@@ -8195,41 +8098,28 @@
       </w:r>
     </w:p>
     <w:p>
-      <w:pPr>
-        <w:spacing w:line="240" w:lineRule="auto"/>
-        <w:ind w:left="2" w:hanging="2"/>
-        <w:rPr>
-          <w:rFonts w:ascii="Times New Roman" w:hAnsi="Times New Roman"/>
-          <w:sz w:val="24"/>
-          <w:szCs w:val="24"/>
-        </w:rPr>
-      </w:pPr>
-      <w:r>
-        <w:rPr>
-          <w:rFonts w:ascii="Times New Roman" w:hAnsi="Times New Roman"/>
-          <w:i/>
-          <w:color w:val="FF0000"/>
-          <w:sz w:val="24"/>
-          <w:szCs w:val="24"/>
+      <w:r>
+        <w:rPr>
+          <w:rFonts w:ascii="Times New Roman" w:hAnsi="Times New Roman"/>
+          <w:i/>
+          <w:color w:val="FF0000"/>
+          <w:sz w:val="24"/>
         </w:rPr>
         <w:t>Кондак (г. 4):</w:t>
       </w:r>
       <w:r>
         <w:rPr>
           <w:rFonts w:ascii="Times New Roman" w:hAnsi="Times New Roman"/>
-          <w:i/>
-          <w:sz w:val="24"/>
-          <w:szCs w:val="24"/>
-        </w:rPr>
-        <w:t xml:space="preserve"> </w:t>
-      </w:r>
-      <w:r>
-        <w:rPr>
-          <w:rFonts w:ascii="Times New Roman" w:hAnsi="Times New Roman"/>
-          <w:sz w:val="24"/>
-          <w:szCs w:val="24"/>
-        </w:rPr>
-        <w:t xml:space="preserve">Прославився ти предивним життям, отче мудрий Теодоре,* промінявши царські скарбниці, що на землі, на лахміття волосяниці.* Тому й небесний одяг отримав ти.* Завжди за нас молися, преподобний. </w:t>
+          <w:sz w:val="24"/>
+        </w:rPr>
+        <w:t xml:space="preserve"> Ставши гідними невістами Господа,* Ви принесли Йому у дар кров і жертву,* страстоносиці й отроковиці Ірино й Агапіє, з Хіонією славною.* І ясно освітили божественну світлицю,* неустанно просвічувані невимовним світлом.* Тому святу і чесну вашу пам’ять дух</w:t>
+      </w:r>
+      <w:r>
+        <w:rPr>
+          <w:rFonts w:ascii="Times New Roman" w:hAnsi="Times New Roman"/>
+          <w:sz w:val="24"/>
+        </w:rPr>
+        <w:t xml:space="preserve">овно святкуючи,* Спаса прославляємо, і вірно взиваємо:* моліться за нас до Господа. </w:t>
       </w:r>
     </w:p>
     <w:p>
